--- a/docs/Revision2/cover_letter.docx
+++ b/docs/Revision2/cover_letter.docx
@@ -22,7 +22,13 @@
     <w:p/>
     <w:p>
       <w:r>
-        <w:t>We are pleased to submit our revised</w:t>
+        <w:t xml:space="preserve">We are pleased to </w:t>
+      </w:r>
+      <w:r>
+        <w:t>re</w:t>
+      </w:r>
+      <w:r>
+        <w:t>submit our revised</w:t>
       </w:r>
       <w:r>
         <w:t xml:space="preserve"> manuscript entitled: </w:t>
@@ -71,217 +77,37 @@
     <w:p/>
     <w:p>
       <w:r>
-        <w:t>W</w:t>
-      </w:r>
-      <w:r>
-        <w:t xml:space="preserve">e are excited about </w:t>
-      </w:r>
-      <w:r>
-        <w:t xml:space="preserve">the uniqueness of </w:t>
-      </w:r>
-      <w:r>
-        <w:t>our</w:t>
-      </w:r>
-      <w:r>
-        <w:t xml:space="preserve"> contribution</w:t>
-      </w:r>
-      <w:r>
-        <w:t>.</w:t>
-      </w:r>
-      <w:r>
-        <w:t xml:space="preserve"> </w:t>
-      </w:r>
-      <w:r>
-        <w:t>I</w:t>
-      </w:r>
-      <w:r>
-        <w:t xml:space="preserve">t </w:t>
-      </w:r>
-      <w:r>
-        <w:t xml:space="preserve">reviews and </w:t>
-      </w:r>
-      <w:r>
-        <w:t xml:space="preserve">articulates the innovative new theoretical developments across different fields </w:t>
-      </w:r>
-      <w:r>
-        <w:t xml:space="preserve">and how they </w:t>
-      </w:r>
-      <w:r>
-        <w:t xml:space="preserve">can be integrated to allow us to predict the impact of extreme climates on organisms, populations and communities. </w:t>
-      </w:r>
-      <w:r>
-        <w:t xml:space="preserve">Our Review provides </w:t>
-      </w:r>
-      <w:r>
-        <w:t>a</w:t>
-      </w:r>
-      <w:r>
-        <w:t xml:space="preserve"> critical overview of </w:t>
-      </w:r>
-      <w:r>
-        <w:t xml:space="preserve">new </w:t>
-      </w:r>
-      <w:r>
-        <w:t xml:space="preserve">modelling approaches across different fields that is unlikely to be found </w:t>
-      </w:r>
-      <w:r>
-        <w:t>elsewhere</w:t>
-      </w:r>
-      <w:r>
-        <w:t>. W</w:t>
-      </w:r>
-      <w:r>
-        <w:t>e believe</w:t>
-      </w:r>
-      <w:r>
-        <w:t xml:space="preserve"> such an integrative piece </w:t>
-      </w:r>
-      <w:r>
-        <w:t>will be influential to how predictive models are developed in the future. Importantly, our</w:t>
-      </w:r>
-      <w:r>
-        <w:t xml:space="preserve"> paper </w:t>
-      </w:r>
-      <w:r>
-        <w:t xml:space="preserve">brings in </w:t>
-      </w:r>
-      <w:r>
-        <w:t xml:space="preserve">case studies </w:t>
-      </w:r>
-      <w:r>
-        <w:t xml:space="preserve">to </w:t>
-      </w:r>
-      <w:r>
-        <w:t>demonstrate how such a system</w:t>
-      </w:r>
-      <w:r>
-        <w:t>s</w:t>
-      </w:r>
-      <w:r>
-        <w:t xml:space="preserve">-modelling approach can </w:t>
-      </w:r>
-      <w:r>
-        <w:t xml:space="preserve">be implemented – an important aspect </w:t>
-      </w:r>
-      <w:r>
-        <w:t>in</w:t>
-      </w:r>
-      <w:r>
-        <w:t xml:space="preserve"> showing its power</w:t>
-      </w:r>
-      <w:r>
-        <w:t xml:space="preserve"> </w:t>
-      </w:r>
-      <w:r>
-        <w:t>to</w:t>
-      </w:r>
-      <w:r>
-        <w:t xml:space="preserve"> </w:t>
-      </w:r>
-      <w:r>
-        <w:t>captur</w:t>
-      </w:r>
-      <w:r>
-        <w:t>e</w:t>
-      </w:r>
-      <w:r>
-        <w:t xml:space="preserve"> </w:t>
-      </w:r>
-      <w:proofErr w:type="gramStart"/>
-      <w:r>
-        <w:t>feedbacks</w:t>
-      </w:r>
-      <w:proofErr w:type="gramEnd"/>
-      <w:r>
-        <w:t xml:space="preserve"> and </w:t>
-      </w:r>
-      <w:r>
-        <w:t xml:space="preserve">making predictions relevant to whole systems. </w:t>
+        <w:t xml:space="preserve">We have now taken on board all the additional comments from yourself and the reviewers. We detail these changes in our “Response to Reviewers” document. </w:t>
       </w:r>
     </w:p>
     <w:p/>
     <w:p>
       <w:r>
-        <w:t>We would like to thank you and the three reviewers for thorough review</w:t>
-      </w:r>
-      <w:r>
-        <w:t>s</w:t>
-      </w:r>
-      <w:r>
-        <w:t xml:space="preserve"> of our manuscript. </w:t>
-      </w:r>
-      <w:r>
-        <w:t>We have substantially revised our manuscript to accommodate the many very constructive points raised. Our revisions include bringing in cases studies from the past supplement into Boxes 1 &amp; 2 to highlight more clearly how a systems</w:t>
-      </w:r>
-      <w:r>
-        <w:t>-</w:t>
-      </w:r>
-      <w:r>
-        <w:t xml:space="preserve">modelling approach can be implemented, </w:t>
-      </w:r>
-      <w:r>
-        <w:t>demonstrating</w:t>
-      </w:r>
-      <w:r>
-        <w:t xml:space="preserve"> the unique ways in which coupling and feedbacks can be built into a systems model, editing all figures and developing new ones to simplify and better capture all models discussed in the Review. We have also edited all text sections, removing text on models that have been discussed elsewhere</w:t>
-      </w:r>
-      <w:r>
-        <w:t xml:space="preserve"> along with</w:t>
-      </w:r>
-      <w:r>
-        <w:t xml:space="preserve"> re-writing our </w:t>
-      </w:r>
-      <w:r>
-        <w:t xml:space="preserve">Boxes, </w:t>
-      </w:r>
-      <w:r>
-        <w:t>Highlights and Concluding Remarks sections</w:t>
-      </w:r>
-      <w:r>
-        <w:t xml:space="preserve">. We believe our manuscript is much stronger now and will make an impactful contribution to </w:t>
+        <w:t xml:space="preserve">Thank you all again for your constructive comments on our manuscript. We now hope you find it suitable for publication in </w:t>
       </w:r>
       <w:r>
         <w:rPr>
           <w:i/>
           <w:iCs/>
         </w:rPr>
-        <w:t>Trends in Ecology and Evolution</w:t>
+        <w:t>Trend</w:t>
+      </w:r>
+      <w:r>
+        <w:rPr>
+          <w:i/>
+          <w:iCs/>
+        </w:rPr>
+        <w:t>s</w:t>
+      </w:r>
+      <w:r>
+        <w:rPr>
+          <w:i/>
+          <w:iCs/>
+        </w:rPr>
+        <w:t xml:space="preserve"> in Ecology and Evolution</w:t>
       </w:r>
       <w:r>
         <w:t xml:space="preserve">. </w:t>
-      </w:r>
-    </w:p>
-    <w:p/>
-    <w:p>
-      <w:r>
-        <w:t>In accordance with the Review guidelines, o</w:t>
-      </w:r>
-      <w:r>
-        <w:t>ur revised manuscript has 5 display items (3 boxes and 2 figures), 10</w:t>
-      </w:r>
-      <w:r>
-        <w:t>9</w:t>
-      </w:r>
-      <w:r>
-        <w:t xml:space="preserve"> citations and is 3,</w:t>
-      </w:r>
-      <w:r>
-        <w:t>587</w:t>
-      </w:r>
-      <w:r>
-        <w:t xml:space="preserve"> words.</w:t>
-      </w:r>
-      <w:r>
-        <w:t xml:space="preserve"> Some additional citations were necessary to capture some newer papers recently published and address comments from reviewers.</w:t>
-      </w:r>
-      <w:r>
-        <w:t xml:space="preserve"> </w:t>
-      </w:r>
-      <w:r>
-        <w:t xml:space="preserve">We </w:t>
-      </w:r>
-      <w:r>
-        <w:t>would like to thank you again for considering our manuscript.</w:t>
       </w:r>
     </w:p>
     <w:p/>
